--- a/static/notes/who-s-who.docx
+++ b/static/notes/who-s-who.docx
@@ -706,50 +706,381 @@
     </w:p>
     <w:p>
       <w:pPr>
-        <w:rPr>
-          <w:rFonts w:ascii="Bookman Old Style" w:eastAsia="Times New Roman" w:hAnsi="Bookman Old Style" w:cs="Times New Roman"/>
-          <w:i/>
-          <w:iCs/>
-          <w:kern w:val="0"/>
-          <w14:ligatures w14:val="none"/>
-        </w:rPr>
-      </w:pPr>
-      <w:r>
-        <w:rPr>
-          <w:rFonts w:ascii="Bookman Old Style" w:eastAsia="Times New Roman" w:hAnsi="Bookman Old Style" w:cs="Times New Roman"/>
-          <w:i/>
-          <w:iCs/>
-          <w:kern w:val="0"/>
-          <w14:ligatures w14:val="none"/>
-        </w:rPr>
-        <w:t xml:space="preserve">Read </w:t>
-      </w:r>
-      <w:r>
-        <w:rPr>
-          <w:rFonts w:ascii="Bookman Old Style" w:eastAsia="Times New Roman" w:hAnsi="Bookman Old Style" w:cs="Times New Roman"/>
-          <w:i/>
-          <w:iCs/>
-          <w:kern w:val="0"/>
-          <w14:ligatures w14:val="none"/>
-        </w:rPr>
-        <w:t>v. 1-7.</w:t>
-      </w:r>
-    </w:p>
-    <w:p>
-      <w:pPr>
-        <w:rPr>
-          <w:rFonts w:ascii="Bookman Old Style" w:eastAsia="Times New Roman" w:hAnsi="Bookman Old Style" w:cs="Times New Roman"/>
-          <w:kern w:val="0"/>
-          <w14:ligatures w14:val="none"/>
-        </w:rPr>
-      </w:pPr>
-      <w:r>
-        <w:rPr>
-          <w:rFonts w:ascii="Bookman Old Style" w:eastAsia="Times New Roman" w:hAnsi="Bookman Old Style" w:cs="Times New Roman"/>
+        <w:spacing w:before="100" w:beforeAutospacing="1" w:after="100" w:afterAutospacing="1" w:line="240" w:lineRule="auto"/>
+        <w:rPr>
+          <w:rFonts w:ascii="Bookman Old Style" w:eastAsia="Times New Roman" w:hAnsi="Bookman Old Style" w:cstheme="minorHAnsi"/>
+          <w:color w:val="5B9BD5" w:themeColor="accent5"/>
+          <w:kern w:val="0"/>
+          <w14:ligatures w14:val="none"/>
+        </w:rPr>
+      </w:pPr>
+      <w:r>
+        <w:rPr>
+          <w:rFonts w:ascii="Bookman Old Style" w:eastAsia="Times New Roman" w:hAnsi="Bookman Old Style" w:cstheme="minorHAnsi"/>
+          <w:color w:val="5B9BD5" w:themeColor="accent5"/>
           <w:kern w:val="0"/>
           <w14:ligatures w14:val="none"/>
         </w:rPr>
         <w:lastRenderedPageBreak/>
+        <w:t xml:space="preserve">The Lord says to my Lord: </w:t>
+      </w:r>
+      <w:r>
+        <w:rPr>
+          <w:rFonts w:ascii="Bookman Old Style" w:eastAsia="Times New Roman" w:hAnsi="Bookman Old Style" w:cstheme="minorHAnsi"/>
+          <w:color w:val="5B9BD5" w:themeColor="accent5"/>
+          <w:kern w:val="0"/>
+          <w14:ligatures w14:val="none"/>
+        </w:rPr>
+        <w:br/>
+        <w:t>“Sit at my right hand,</w:t>
+      </w:r>
+      <w:r>
+        <w:rPr>
+          <w:rFonts w:ascii="Bookman Old Style" w:eastAsia="Times New Roman" w:hAnsi="Bookman Old Style" w:cstheme="minorHAnsi"/>
+          <w:color w:val="5B9BD5" w:themeColor="accent5"/>
+          <w:kern w:val="0"/>
+          <w14:ligatures w14:val="none"/>
+        </w:rPr>
+        <w:br/>
+        <w:t>until I make your enemies your footstool.”</w:t>
+      </w:r>
+    </w:p>
+    <w:p>
+      <w:pPr>
+        <w:spacing w:before="100" w:beforeAutospacing="1" w:after="100" w:afterAutospacing="1" w:line="240" w:lineRule="auto"/>
+        <w:rPr>
+          <w:rFonts w:ascii="Bookman Old Style" w:eastAsia="Times New Roman" w:hAnsi="Bookman Old Style" w:cstheme="minorHAnsi"/>
+          <w:color w:val="5B9BD5" w:themeColor="accent5"/>
+          <w:kern w:val="0"/>
+          <w14:ligatures w14:val="none"/>
+        </w:rPr>
+      </w:pPr>
+      <w:r>
+        <w:rPr>
+          <w:rFonts w:ascii="Bookman Old Style" w:eastAsia="Times New Roman" w:hAnsi="Bookman Old Style" w:cstheme="minorHAnsi"/>
+          <w:color w:val="5B9BD5" w:themeColor="accent5"/>
+          <w:kern w:val="0"/>
+          <w14:ligatures w14:val="none"/>
+        </w:rPr>
+        <w:t>The Lord sends forth from Zion</w:t>
+      </w:r>
+      <w:r>
+        <w:rPr>
+          <w:rFonts w:ascii="Bookman Old Style" w:eastAsia="Times New Roman" w:hAnsi="Bookman Old Style" w:cstheme="minorHAnsi"/>
+          <w:color w:val="5B9BD5" w:themeColor="accent5"/>
+          <w:kern w:val="0"/>
+          <w14:ligatures w14:val="none"/>
+        </w:rPr>
+        <w:br/>
+        <w:t>your mighty scepter.</w:t>
+      </w:r>
+      <w:r>
+        <w:rPr>
+          <w:rFonts w:ascii="Bookman Old Style" w:eastAsia="Times New Roman" w:hAnsi="Bookman Old Style" w:cstheme="minorHAnsi"/>
+          <w:color w:val="5B9BD5" w:themeColor="accent5"/>
+          <w:kern w:val="0"/>
+          <w14:ligatures w14:val="none"/>
+        </w:rPr>
+        <w:br/>
+      </w:r>
+      <w:r>
+        <w:rPr>
+          <w:rFonts w:ascii="Bookman Old Style" w:eastAsia="Times New Roman" w:hAnsi="Bookman Old Style" w:cstheme="minorHAnsi"/>
+          <w:color w:val="5B9BD5" w:themeColor="accent5"/>
+          <w:kern w:val="0"/>
+          <w14:ligatures w14:val="none"/>
+        </w:rPr>
+        <w:t>Rule in the midst of your enemies!</w:t>
+      </w:r>
+      <w:r>
+        <w:rPr>
+          <w:rFonts w:ascii="Bookman Old Style" w:eastAsia="Times New Roman" w:hAnsi="Bookman Old Style" w:cstheme="minorHAnsi"/>
+          <w:color w:val="5B9BD5" w:themeColor="accent5"/>
+          <w:kern w:val="0"/>
+          <w14:ligatures w14:val="none"/>
+        </w:rPr>
+        <w:br/>
+        <w:t>Your people will offer themselves freely on the day of your power,</w:t>
+      </w:r>
+      <w:r>
+        <w:rPr>
+          <w:rFonts w:ascii="Bookman Old Style" w:eastAsia="Times New Roman" w:hAnsi="Bookman Old Style" w:cstheme="minorHAnsi"/>
+          <w:color w:val="5B9BD5" w:themeColor="accent5"/>
+          <w:kern w:val="0"/>
+          <w14:ligatures w14:val="none"/>
+        </w:rPr>
+        <w:br/>
+      </w:r>
+      <w:r>
+        <w:rPr>
+          <w:rFonts w:ascii="Bookman Old Style" w:eastAsia="Times New Roman" w:hAnsi="Bookman Old Style" w:cstheme="minorHAnsi"/>
+          <w:color w:val="5B9BD5" w:themeColor="accent5"/>
+          <w:kern w:val="0"/>
+          <w14:ligatures w14:val="none"/>
+        </w:rPr>
+        <w:t>in holy garments;</w:t>
+      </w:r>
+      <w:r>
+        <w:rPr>
+          <w:rFonts w:ascii="Bookman Old Style" w:eastAsia="Times New Roman" w:hAnsi="Bookman Old Style" w:cstheme="minorHAnsi"/>
+          <w:color w:val="5B9BD5" w:themeColor="accent5"/>
+          <w:kern w:val="0"/>
+          <w14:ligatures w14:val="none"/>
+        </w:rPr>
+        <w:br/>
+      </w:r>
+      <w:r>
+        <w:rPr>
+          <w:rFonts w:ascii="Bookman Old Style" w:eastAsia="Times New Roman" w:hAnsi="Bookman Old Style" w:cstheme="minorHAnsi"/>
+          <w:color w:val="5B9BD5" w:themeColor="accent5"/>
+          <w:kern w:val="0"/>
+          <w14:ligatures w14:val="none"/>
+        </w:rPr>
+        <w:t>from the womb of the morning,</w:t>
+      </w:r>
+      <w:r>
+        <w:rPr>
+          <w:rFonts w:ascii="Bookman Old Style" w:eastAsia="Times New Roman" w:hAnsi="Bookman Old Style" w:cstheme="minorHAnsi"/>
+          <w:color w:val="5B9BD5" w:themeColor="accent5"/>
+          <w:kern w:val="0"/>
+          <w14:ligatures w14:val="none"/>
+        </w:rPr>
+        <w:br/>
+      </w:r>
+      <w:r>
+        <w:rPr>
+          <w:rFonts w:ascii="Bookman Old Style" w:eastAsia="Times New Roman" w:hAnsi="Bookman Old Style" w:cstheme="minorHAnsi"/>
+          <w:color w:val="5B9BD5" w:themeColor="accent5"/>
+          <w:kern w:val="0"/>
+          <w14:ligatures w14:val="none"/>
+        </w:rPr>
+        <w:t xml:space="preserve">the dew of your youth will be yours. </w:t>
+      </w:r>
+      <w:r>
+        <w:rPr>
+          <w:rFonts w:ascii="Bookman Old Style" w:eastAsia="Times New Roman" w:hAnsi="Bookman Old Style" w:cstheme="minorHAnsi"/>
+          <w:color w:val="5B9BD5" w:themeColor="accent5"/>
+          <w:kern w:val="0"/>
+          <w14:ligatures w14:val="none"/>
+        </w:rPr>
+        <w:br/>
+      </w:r>
+      <w:r>
+        <w:rPr>
+          <w:rFonts w:ascii="Bookman Old Style" w:eastAsia="Times New Roman" w:hAnsi="Bookman Old Style" w:cstheme="minorHAnsi"/>
+          <w:color w:val="5B9BD5" w:themeColor="accent5"/>
+          <w:kern w:val="0"/>
+          <w14:ligatures w14:val="none"/>
+        </w:rPr>
+        <w:t>The Lord has sworn</w:t>
+      </w:r>
+      <w:r>
+        <w:rPr>
+          <w:rFonts w:ascii="Bookman Old Style" w:eastAsia="Times New Roman" w:hAnsi="Bookman Old Style" w:cstheme="minorHAnsi"/>
+          <w:color w:val="5B9BD5" w:themeColor="accent5"/>
+          <w:kern w:val="0"/>
+          <w14:ligatures w14:val="none"/>
+        </w:rPr>
+        <w:br/>
+      </w:r>
+      <w:r>
+        <w:rPr>
+          <w:rFonts w:ascii="Bookman Old Style" w:eastAsia="Times New Roman" w:hAnsi="Bookman Old Style" w:cstheme="minorHAnsi"/>
+          <w:color w:val="5B9BD5" w:themeColor="accent5"/>
+          <w:kern w:val="0"/>
+          <w14:ligatures w14:val="none"/>
+        </w:rPr>
+        <w:t>and will not change his mind,</w:t>
+      </w:r>
+      <w:r>
+        <w:rPr>
+          <w:rFonts w:ascii="Bookman Old Style" w:eastAsia="Times New Roman" w:hAnsi="Bookman Old Style" w:cstheme="minorHAnsi"/>
+          <w:color w:val="5B9BD5" w:themeColor="accent5"/>
+          <w:kern w:val="0"/>
+          <w14:ligatures w14:val="none"/>
+        </w:rPr>
+        <w:br/>
+      </w:r>
+      <w:r>
+        <w:rPr>
+          <w:rFonts w:ascii="Bookman Old Style" w:eastAsia="Times New Roman" w:hAnsi="Bookman Old Style" w:cstheme="minorHAnsi"/>
+          <w:color w:val="5B9BD5" w:themeColor="accent5"/>
+          <w:kern w:val="0"/>
+          <w14:ligatures w14:val="none"/>
+        </w:rPr>
+        <w:t>“You are a priest forever</w:t>
+      </w:r>
+      <w:r>
+        <w:rPr>
+          <w:rFonts w:ascii="Bookman Old Style" w:eastAsia="Times New Roman" w:hAnsi="Bookman Old Style" w:cstheme="minorHAnsi"/>
+          <w:color w:val="5B9BD5" w:themeColor="accent5"/>
+          <w:kern w:val="0"/>
+          <w14:ligatures w14:val="none"/>
+        </w:rPr>
+        <w:br/>
+      </w:r>
+      <w:r>
+        <w:rPr>
+          <w:rFonts w:ascii="Bookman Old Style" w:eastAsia="Times New Roman" w:hAnsi="Bookman Old Style" w:cstheme="minorHAnsi"/>
+          <w:color w:val="5B9BD5" w:themeColor="accent5"/>
+          <w:kern w:val="0"/>
+          <w14:ligatures w14:val="none"/>
+        </w:rPr>
+        <w:t>after the order of Melchizedek.”</w:t>
+      </w:r>
+    </w:p>
+    <w:p>
+      <w:pPr>
+        <w:spacing w:before="100" w:beforeAutospacing="1" w:after="100" w:afterAutospacing="1" w:line="240" w:lineRule="auto"/>
+        <w:rPr>
+          <w:rFonts w:ascii="Bookman Old Style" w:eastAsia="Times New Roman" w:hAnsi="Bookman Old Style" w:cstheme="minorHAnsi"/>
+          <w:color w:val="5B9BD5" w:themeColor="accent5"/>
+          <w:kern w:val="0"/>
+          <w14:ligatures w14:val="none"/>
+        </w:rPr>
+      </w:pPr>
+      <w:r>
+        <w:rPr>
+          <w:rFonts w:ascii="Bookman Old Style" w:eastAsia="Times New Roman" w:hAnsi="Bookman Old Style" w:cstheme="minorHAnsi"/>
+          <w:color w:val="5B9BD5" w:themeColor="accent5"/>
+          <w:kern w:val="0"/>
+          <w14:ligatures w14:val="none"/>
+        </w:rPr>
+        <w:t>The Lord is at your right hand;</w:t>
+      </w:r>
+      <w:r>
+        <w:rPr>
+          <w:rFonts w:ascii="Bookman Old Style" w:eastAsia="Times New Roman" w:hAnsi="Bookman Old Style" w:cstheme="minorHAnsi"/>
+          <w:color w:val="5B9BD5" w:themeColor="accent5"/>
+          <w:kern w:val="0"/>
+          <w14:ligatures w14:val="none"/>
+        </w:rPr>
+        <w:br/>
+      </w:r>
+      <w:r>
+        <w:rPr>
+          <w:rFonts w:ascii="Bookman Old Style" w:eastAsia="Times New Roman" w:hAnsi="Bookman Old Style" w:cstheme="minorHAnsi"/>
+          <w:color w:val="5B9BD5" w:themeColor="accent5"/>
+          <w:kern w:val="0"/>
+          <w14:ligatures w14:val="none"/>
+        </w:rPr>
+        <w:t>he will shatter kings on the day of his wrath.</w:t>
+      </w:r>
+      <w:r>
+        <w:rPr>
+          <w:rFonts w:ascii="Bookman Old Style" w:eastAsia="Times New Roman" w:hAnsi="Bookman Old Style" w:cstheme="minorHAnsi"/>
+          <w:color w:val="5B9BD5" w:themeColor="accent5"/>
+          <w:kern w:val="0"/>
+          <w14:ligatures w14:val="none"/>
+        </w:rPr>
+        <w:br/>
+      </w:r>
+      <w:r>
+        <w:rPr>
+          <w:rFonts w:ascii="Bookman Old Style" w:eastAsia="Times New Roman" w:hAnsi="Bookman Old Style" w:cstheme="minorHAnsi"/>
+          <w:color w:val="5B9BD5" w:themeColor="accent5"/>
+          <w:kern w:val="0"/>
+          <w14:ligatures w14:val="none"/>
+        </w:rPr>
+        <w:t>He will execute judgment among the nations,</w:t>
+      </w:r>
+      <w:r>
+        <w:rPr>
+          <w:rFonts w:ascii="Bookman Old Style" w:eastAsia="Times New Roman" w:hAnsi="Bookman Old Style" w:cstheme="minorHAnsi"/>
+          <w:color w:val="5B9BD5" w:themeColor="accent5"/>
+          <w:kern w:val="0"/>
+          <w14:ligatures w14:val="none"/>
+        </w:rPr>
+        <w:br/>
+      </w:r>
+      <w:r>
+        <w:rPr>
+          <w:rFonts w:ascii="Bookman Old Style" w:eastAsia="Times New Roman" w:hAnsi="Bookman Old Style" w:cstheme="minorHAnsi"/>
+          <w:color w:val="5B9BD5" w:themeColor="accent5"/>
+          <w:kern w:val="0"/>
+          <w14:ligatures w14:val="none"/>
+        </w:rPr>
+        <w:t>filling them with corpses;</w:t>
+      </w:r>
+      <w:r>
+        <w:rPr>
+          <w:rFonts w:ascii="Bookman Old Style" w:eastAsia="Times New Roman" w:hAnsi="Bookman Old Style" w:cstheme="minorHAnsi"/>
+          <w:color w:val="5B9BD5" w:themeColor="accent5"/>
+          <w:kern w:val="0"/>
+          <w14:ligatures w14:val="none"/>
+        </w:rPr>
+        <w:br/>
+      </w:r>
+      <w:r>
+        <w:rPr>
+          <w:rFonts w:ascii="Bookman Old Style" w:eastAsia="Times New Roman" w:hAnsi="Bookman Old Style" w:cstheme="minorHAnsi"/>
+          <w:color w:val="5B9BD5" w:themeColor="accent5"/>
+          <w:kern w:val="0"/>
+          <w14:ligatures w14:val="none"/>
+        </w:rPr>
+        <w:t>he will shatter chiefs</w:t>
+      </w:r>
+      <w:r>
+        <w:rPr>
+          <w:rFonts w:ascii="Bookman Old Style" w:eastAsia="Times New Roman" w:hAnsi="Bookman Old Style" w:cstheme="minorHAnsi"/>
+          <w:color w:val="5B9BD5" w:themeColor="accent5"/>
+          <w:kern w:val="0"/>
+          <w14:ligatures w14:val="none"/>
+        </w:rPr>
+        <w:br/>
+      </w:r>
+      <w:r>
+        <w:rPr>
+          <w:rFonts w:ascii="Bookman Old Style" w:eastAsia="Times New Roman" w:hAnsi="Bookman Old Style" w:cstheme="minorHAnsi"/>
+          <w:color w:val="5B9BD5" w:themeColor="accent5"/>
+          <w:kern w:val="0"/>
+          <w14:ligatures w14:val="none"/>
+        </w:rPr>
+        <w:t>over the wide earth.</w:t>
+      </w:r>
+      <w:r>
+        <w:rPr>
+          <w:rFonts w:ascii="Bookman Old Style" w:eastAsia="Times New Roman" w:hAnsi="Bookman Old Style" w:cstheme="minorHAnsi"/>
+          <w:color w:val="5B9BD5" w:themeColor="accent5"/>
+          <w:kern w:val="0"/>
+          <w14:ligatures w14:val="none"/>
+        </w:rPr>
+        <w:br/>
+      </w:r>
+      <w:r>
+        <w:rPr>
+          <w:rFonts w:ascii="Bookman Old Style" w:eastAsia="Times New Roman" w:hAnsi="Bookman Old Style" w:cstheme="minorHAnsi"/>
+          <w:color w:val="5B9BD5" w:themeColor="accent5"/>
+          <w:kern w:val="0"/>
+          <w14:ligatures w14:val="none"/>
+        </w:rPr>
+        <w:t>He will drink from the brook by the way;</w:t>
+      </w:r>
+      <w:r>
+        <w:rPr>
+          <w:rFonts w:ascii="Bookman Old Style" w:eastAsia="Times New Roman" w:hAnsi="Bookman Old Style" w:cstheme="minorHAnsi"/>
+          <w:color w:val="5B9BD5" w:themeColor="accent5"/>
+          <w:kern w:val="0"/>
+          <w14:ligatures w14:val="none"/>
+        </w:rPr>
+        <w:br/>
+        <w:t>therefore he will lift up his head.</w:t>
+      </w:r>
+    </w:p>
+    <w:p>
+      <w:pPr>
+        <w:rPr>
+          <w:rFonts w:ascii="Bookman Old Style" w:eastAsia="Times New Roman" w:hAnsi="Bookman Old Style" w:cs="Times New Roman"/>
+          <w:kern w:val="0"/>
+          <w14:ligatures w14:val="none"/>
+        </w:rPr>
+      </w:pPr>
+      <w:r>
+        <w:rPr>
+          <w:rFonts w:ascii="Bookman Old Style" w:eastAsia="Times New Roman" w:hAnsi="Bookman Old Style" w:cs="Times New Roman"/>
+          <w:kern w:val="0"/>
+          <w14:ligatures w14:val="none"/>
+        </w:rPr>
         <w:t xml:space="preserve">Verse 1 is quoted </w:t>
       </w:r>
       <w:r>
@@ -1198,6 +1529,7 @@
         <w:rPr>
           <w:rFonts w:ascii="Bookman Old Style" w:hAnsi="Bookman Old Style"/>
         </w:rPr>
+        <w:lastRenderedPageBreak/>
         <w:pict w14:anchorId="10039650">
           <v:rect id="_x0000_i1030" style="width:0;height:1.5pt" o:hralign="center" o:hrstd="t" o:hr="t" fillcolor="#a0a0a0" stroked="f"/>
         </w:pict>
@@ -1270,29 +1602,331 @@
           <w:rFonts w:ascii="Bookman Old Style" w:eastAsia="Times New Roman" w:hAnsi="Bookman Old Style" w:cs="Times New Roman"/>
           <w:i/>
           <w:iCs/>
-          <w:kern w:val="0"/>
-          <w14:ligatures w14:val="none"/>
-        </w:rPr>
-      </w:pPr>
-      <w:r>
-        <w:rPr>
-          <w:rFonts w:ascii="Bookman Old Style" w:eastAsia="Times New Roman" w:hAnsi="Bookman Old Style" w:cs="Times New Roman"/>
-          <w:i/>
-          <w:iCs/>
-          <w:kern w:val="0"/>
-          <w14:ligatures w14:val="none"/>
-        </w:rPr>
-        <w:t>Read v. 41-</w:t>
-      </w:r>
-      <w:r>
-        <w:rPr>
-          <w:rFonts w:ascii="Bookman Old Style" w:eastAsia="Times New Roman" w:hAnsi="Bookman Old Style" w:cs="Times New Roman"/>
-          <w:i/>
-          <w:iCs/>
-          <w:kern w:val="0"/>
-          <w14:ligatures w14:val="none"/>
-        </w:rPr>
-        <w:t>46.</w:t>
+          <w:color w:val="5B9BD5" w:themeColor="accent5"/>
+          <w:kern w:val="0"/>
+          <w14:ligatures w14:val="none"/>
+        </w:rPr>
+      </w:pPr>
+      <w:r>
+        <w:rPr>
+          <w:rFonts w:ascii="Bookman Old Style" w:eastAsia="Times New Roman" w:hAnsi="Bookman Old Style" w:cs="Times New Roman"/>
+          <w:i/>
+          <w:iCs/>
+          <w:color w:val="5B9BD5" w:themeColor="accent5"/>
+          <w:kern w:val="0"/>
+          <w14:ligatures w14:val="none"/>
+        </w:rPr>
+        <w:t xml:space="preserve">Now while the Pharisees were gathered together, Jesus asked them a question, saying, “What do you think about the Christ? Whose </w:t>
+      </w:r>
+      <w:r>
+        <w:rPr>
+          <w:rFonts w:ascii="Bookman Old Style" w:eastAsia="Times New Roman" w:hAnsi="Bookman Old Style" w:cs="Times New Roman"/>
+          <w:i/>
+          <w:iCs/>
+          <w:color w:val="5B9BD5" w:themeColor="accent5"/>
+          <w:kern w:val="0"/>
+          <w14:ligatures w14:val="none"/>
+        </w:rPr>
+        <w:t>S</w:t>
+      </w:r>
+      <w:r>
+        <w:rPr>
+          <w:rFonts w:ascii="Bookman Old Style" w:eastAsia="Times New Roman" w:hAnsi="Bookman Old Style" w:cs="Times New Roman"/>
+          <w:i/>
+          <w:iCs/>
+          <w:color w:val="5B9BD5" w:themeColor="accent5"/>
+          <w:kern w:val="0"/>
+          <w14:ligatures w14:val="none"/>
+        </w:rPr>
+        <w:t xml:space="preserve">on is </w:t>
+      </w:r>
+      <w:r>
+        <w:rPr>
+          <w:rFonts w:ascii="Bookman Old Style" w:eastAsia="Times New Roman" w:hAnsi="Bookman Old Style" w:cs="Times New Roman"/>
+          <w:i/>
+          <w:iCs/>
+          <w:color w:val="5B9BD5" w:themeColor="accent5"/>
+          <w:kern w:val="0"/>
+          <w14:ligatures w14:val="none"/>
+        </w:rPr>
+        <w:t>H</w:t>
+      </w:r>
+      <w:r>
+        <w:rPr>
+          <w:rFonts w:ascii="Bookman Old Style" w:eastAsia="Times New Roman" w:hAnsi="Bookman Old Style" w:cs="Times New Roman"/>
+          <w:i/>
+          <w:iCs/>
+          <w:color w:val="5B9BD5" w:themeColor="accent5"/>
+          <w:kern w:val="0"/>
+          <w14:ligatures w14:val="none"/>
+        </w:rPr>
+        <w:t xml:space="preserve">e?” They said to </w:t>
+      </w:r>
+      <w:r>
+        <w:rPr>
+          <w:rFonts w:ascii="Bookman Old Style" w:eastAsia="Times New Roman" w:hAnsi="Bookman Old Style" w:cs="Times New Roman"/>
+          <w:i/>
+          <w:iCs/>
+          <w:color w:val="5B9BD5" w:themeColor="accent5"/>
+          <w:kern w:val="0"/>
+          <w14:ligatures w14:val="none"/>
+        </w:rPr>
+        <w:t>H</w:t>
+      </w:r>
+      <w:r>
+        <w:rPr>
+          <w:rFonts w:ascii="Bookman Old Style" w:eastAsia="Times New Roman" w:hAnsi="Bookman Old Style" w:cs="Times New Roman"/>
+          <w:i/>
+          <w:iCs/>
+          <w:color w:val="5B9BD5" w:themeColor="accent5"/>
+          <w:kern w:val="0"/>
+          <w14:ligatures w14:val="none"/>
+        </w:rPr>
+        <w:t xml:space="preserve">im, “The </w:t>
+      </w:r>
+      <w:r>
+        <w:rPr>
+          <w:rFonts w:ascii="Bookman Old Style" w:eastAsia="Times New Roman" w:hAnsi="Bookman Old Style" w:cs="Times New Roman"/>
+          <w:i/>
+          <w:iCs/>
+          <w:color w:val="5B9BD5" w:themeColor="accent5"/>
+          <w:kern w:val="0"/>
+          <w14:ligatures w14:val="none"/>
+        </w:rPr>
+        <w:t>S</w:t>
+      </w:r>
+      <w:r>
+        <w:rPr>
+          <w:rFonts w:ascii="Bookman Old Style" w:eastAsia="Times New Roman" w:hAnsi="Bookman Old Style" w:cs="Times New Roman"/>
+          <w:i/>
+          <w:iCs/>
+          <w:color w:val="5B9BD5" w:themeColor="accent5"/>
+          <w:kern w:val="0"/>
+          <w14:ligatures w14:val="none"/>
+        </w:rPr>
+        <w:t xml:space="preserve">on of David.” He said to them, “How is it then that David, in the Spirit, calls </w:t>
+      </w:r>
+      <w:r>
+        <w:rPr>
+          <w:rFonts w:ascii="Bookman Old Style" w:eastAsia="Times New Roman" w:hAnsi="Bookman Old Style" w:cs="Times New Roman"/>
+          <w:i/>
+          <w:iCs/>
+          <w:color w:val="5B9BD5" w:themeColor="accent5"/>
+          <w:kern w:val="0"/>
+          <w14:ligatures w14:val="none"/>
+        </w:rPr>
+        <w:t>H</w:t>
+      </w:r>
+      <w:r>
+        <w:rPr>
+          <w:rFonts w:ascii="Bookman Old Style" w:eastAsia="Times New Roman" w:hAnsi="Bookman Old Style" w:cs="Times New Roman"/>
+          <w:i/>
+          <w:iCs/>
+          <w:color w:val="5B9BD5" w:themeColor="accent5"/>
+          <w:kern w:val="0"/>
+          <w14:ligatures w14:val="none"/>
+        </w:rPr>
+        <w:t xml:space="preserve">im Lord, saying, </w:t>
+      </w:r>
+    </w:p>
+    <w:p>
+      <w:pPr>
+        <w:rPr>
+          <w:rFonts w:ascii="Bookman Old Style" w:eastAsia="Times New Roman" w:hAnsi="Bookman Old Style" w:cs="Times New Roman"/>
+          <w:i/>
+          <w:iCs/>
+          <w:color w:val="5B9BD5" w:themeColor="accent5"/>
+          <w:kern w:val="0"/>
+          <w14:ligatures w14:val="none"/>
+        </w:rPr>
+      </w:pPr>
+      <w:r>
+        <w:rPr>
+          <w:rFonts w:ascii="Bookman Old Style" w:eastAsia="Times New Roman" w:hAnsi="Bookman Old Style" w:cs="Times New Roman"/>
+          <w:i/>
+          <w:iCs/>
+          <w:color w:val="5B9BD5" w:themeColor="accent5"/>
+          <w:kern w:val="0"/>
+          <w14:ligatures w14:val="none"/>
+        </w:rPr>
+        <w:t>“ ‘The Lord said to my Lord,</w:t>
+      </w:r>
+      <w:r>
+        <w:rPr>
+          <w:rFonts w:ascii="Bookman Old Style" w:eastAsia="Times New Roman" w:hAnsi="Bookman Old Style" w:cs="Times New Roman"/>
+          <w:i/>
+          <w:iCs/>
+          <w:color w:val="5B9BD5" w:themeColor="accent5"/>
+          <w:kern w:val="0"/>
+          <w14:ligatures w14:val="none"/>
+        </w:rPr>
+        <w:br/>
+      </w:r>
+      <w:r>
+        <w:rPr>
+          <w:rFonts w:ascii="Bookman Old Style" w:eastAsia="Times New Roman" w:hAnsi="Bookman Old Style" w:cs="Times New Roman"/>
+          <w:i/>
+          <w:iCs/>
+          <w:color w:val="5B9BD5" w:themeColor="accent5"/>
+          <w:kern w:val="0"/>
+          <w14:ligatures w14:val="none"/>
+        </w:rPr>
+        <w:t>“Sit at my right hand,</w:t>
+      </w:r>
+      <w:r>
+        <w:rPr>
+          <w:rFonts w:ascii="Bookman Old Style" w:eastAsia="Times New Roman" w:hAnsi="Bookman Old Style" w:cs="Times New Roman"/>
+          <w:i/>
+          <w:iCs/>
+          <w:color w:val="5B9BD5" w:themeColor="accent5"/>
+          <w:kern w:val="0"/>
+          <w14:ligatures w14:val="none"/>
+        </w:rPr>
+        <w:br/>
+      </w:r>
+      <w:r>
+        <w:rPr>
+          <w:rFonts w:ascii="Bookman Old Style" w:eastAsia="Times New Roman" w:hAnsi="Bookman Old Style" w:cs="Times New Roman"/>
+          <w:i/>
+          <w:iCs/>
+          <w:color w:val="5B9BD5" w:themeColor="accent5"/>
+          <w:kern w:val="0"/>
+          <w14:ligatures w14:val="none"/>
+        </w:rPr>
+        <w:t xml:space="preserve">until I put your enemies under your feet” ’? </w:t>
+      </w:r>
+    </w:p>
+    <w:p>
+      <w:pPr>
+        <w:rPr>
+          <w:rFonts w:ascii="Bookman Old Style" w:eastAsia="Times New Roman" w:hAnsi="Bookman Old Style" w:cs="Times New Roman"/>
+          <w:i/>
+          <w:iCs/>
+          <w:color w:val="5B9BD5" w:themeColor="accent5"/>
+          <w:kern w:val="0"/>
+          <w14:ligatures w14:val="none"/>
+        </w:rPr>
+      </w:pPr>
+      <w:r>
+        <w:rPr>
+          <w:rFonts w:ascii="Bookman Old Style" w:eastAsia="Times New Roman" w:hAnsi="Bookman Old Style" w:cs="Times New Roman"/>
+          <w:i/>
+          <w:iCs/>
+          <w:color w:val="5B9BD5" w:themeColor="accent5"/>
+          <w:kern w:val="0"/>
+          <w14:ligatures w14:val="none"/>
+        </w:rPr>
+        <w:t xml:space="preserve">If then David calls </w:t>
+      </w:r>
+      <w:r>
+        <w:rPr>
+          <w:rFonts w:ascii="Bookman Old Style" w:eastAsia="Times New Roman" w:hAnsi="Bookman Old Style" w:cs="Times New Roman"/>
+          <w:i/>
+          <w:iCs/>
+          <w:color w:val="5B9BD5" w:themeColor="accent5"/>
+          <w:kern w:val="0"/>
+          <w14:ligatures w14:val="none"/>
+        </w:rPr>
+        <w:t>H</w:t>
+      </w:r>
+      <w:r>
+        <w:rPr>
+          <w:rFonts w:ascii="Bookman Old Style" w:eastAsia="Times New Roman" w:hAnsi="Bookman Old Style" w:cs="Times New Roman"/>
+          <w:i/>
+          <w:iCs/>
+          <w:color w:val="5B9BD5" w:themeColor="accent5"/>
+          <w:kern w:val="0"/>
+          <w14:ligatures w14:val="none"/>
+        </w:rPr>
+        <w:t xml:space="preserve">im Lord, how is </w:t>
+      </w:r>
+      <w:r>
+        <w:rPr>
+          <w:rFonts w:ascii="Bookman Old Style" w:eastAsia="Times New Roman" w:hAnsi="Bookman Old Style" w:cs="Times New Roman"/>
+          <w:i/>
+          <w:iCs/>
+          <w:color w:val="5B9BD5" w:themeColor="accent5"/>
+          <w:kern w:val="0"/>
+          <w14:ligatures w14:val="none"/>
+        </w:rPr>
+        <w:t>H</w:t>
+      </w:r>
+      <w:r>
+        <w:rPr>
+          <w:rFonts w:ascii="Bookman Old Style" w:eastAsia="Times New Roman" w:hAnsi="Bookman Old Style" w:cs="Times New Roman"/>
+          <w:i/>
+          <w:iCs/>
+          <w:color w:val="5B9BD5" w:themeColor="accent5"/>
+          <w:kern w:val="0"/>
+          <w14:ligatures w14:val="none"/>
+        </w:rPr>
+        <w:t xml:space="preserve">e his </w:t>
+      </w:r>
+      <w:r>
+        <w:rPr>
+          <w:rFonts w:ascii="Bookman Old Style" w:eastAsia="Times New Roman" w:hAnsi="Bookman Old Style" w:cs="Times New Roman"/>
+          <w:i/>
+          <w:iCs/>
+          <w:color w:val="5B9BD5" w:themeColor="accent5"/>
+          <w:kern w:val="0"/>
+          <w14:ligatures w14:val="none"/>
+        </w:rPr>
+        <w:t>S</w:t>
+      </w:r>
+      <w:r>
+        <w:rPr>
+          <w:rFonts w:ascii="Bookman Old Style" w:eastAsia="Times New Roman" w:hAnsi="Bookman Old Style" w:cs="Times New Roman"/>
+          <w:i/>
+          <w:iCs/>
+          <w:color w:val="5B9BD5" w:themeColor="accent5"/>
+          <w:kern w:val="0"/>
+          <w14:ligatures w14:val="none"/>
+        </w:rPr>
+        <w:t xml:space="preserve">on?” And no one was able to answer </w:t>
+      </w:r>
+      <w:r>
+        <w:rPr>
+          <w:rFonts w:ascii="Bookman Old Style" w:eastAsia="Times New Roman" w:hAnsi="Bookman Old Style" w:cs="Times New Roman"/>
+          <w:i/>
+          <w:iCs/>
+          <w:color w:val="5B9BD5" w:themeColor="accent5"/>
+          <w:kern w:val="0"/>
+          <w14:ligatures w14:val="none"/>
+        </w:rPr>
+        <w:t>H</w:t>
+      </w:r>
+      <w:r>
+        <w:rPr>
+          <w:rFonts w:ascii="Bookman Old Style" w:eastAsia="Times New Roman" w:hAnsi="Bookman Old Style" w:cs="Times New Roman"/>
+          <w:i/>
+          <w:iCs/>
+          <w:color w:val="5B9BD5" w:themeColor="accent5"/>
+          <w:kern w:val="0"/>
+          <w14:ligatures w14:val="none"/>
+        </w:rPr>
+        <w:t xml:space="preserve">im a word, nor from that day did anyone dare to ask </w:t>
+      </w:r>
+      <w:r>
+        <w:rPr>
+          <w:rFonts w:ascii="Bookman Old Style" w:eastAsia="Times New Roman" w:hAnsi="Bookman Old Style" w:cs="Times New Roman"/>
+          <w:i/>
+          <w:iCs/>
+          <w:color w:val="5B9BD5" w:themeColor="accent5"/>
+          <w:kern w:val="0"/>
+          <w14:ligatures w14:val="none"/>
+        </w:rPr>
+        <w:t>H</w:t>
+      </w:r>
+      <w:r>
+        <w:rPr>
+          <w:rFonts w:ascii="Bookman Old Style" w:eastAsia="Times New Roman" w:hAnsi="Bookman Old Style" w:cs="Times New Roman"/>
+          <w:i/>
+          <w:iCs/>
+          <w:color w:val="5B9BD5" w:themeColor="accent5"/>
+          <w:kern w:val="0"/>
+          <w14:ligatures w14:val="none"/>
+        </w:rPr>
+        <w:t>im any more questions.</w:t>
       </w:r>
     </w:p>
     <w:p>
@@ -1474,7 +2108,150 @@
           <w14:ligatures w14:val="none"/>
         </w:rPr>
         <w:br/>
-      </w:r>
+        <w:t>make sure to use a language tool</w:t>
+      </w:r>
+      <w:r>
+        <w:rPr>
+          <w:rFonts w:ascii="Bookman Old Style" w:eastAsia="Times New Roman" w:hAnsi="Bookman Old Style" w:cs="Times New Roman"/>
+          <w:kern w:val="0"/>
+          <w14:ligatures w14:val="none"/>
+        </w:rPr>
+        <w:br/>
+        <w:t xml:space="preserve">that understands </w:t>
+      </w:r>
+      <w:r>
+        <w:rPr>
+          <w:rFonts w:ascii="Bookman Old Style" w:eastAsia="Times New Roman" w:hAnsi="Bookman Old Style" w:cs="Times New Roman"/>
+          <w:kern w:val="0"/>
+          <w14:ligatures w14:val="none"/>
+        </w:rPr>
+        <w:t xml:space="preserve">Ancient or </w:t>
+      </w:r>
+      <w:r>
+        <w:rPr>
+          <w:rFonts w:ascii="Bookman Old Style" w:eastAsia="Times New Roman" w:hAnsi="Bookman Old Style" w:cs="Times New Roman"/>
+          <w:kern w:val="0"/>
+          <w14:ligatures w14:val="none"/>
+        </w:rPr>
+        <w:t>Koine Greek.</w:t>
+      </w:r>
+    </w:p>
+    <w:p>
+      <w:pPr>
+        <w:rPr>
+          <w:rFonts w:ascii="Bookman Old Style" w:eastAsia="Times New Roman" w:hAnsi="Bookman Old Style" w:cs="Times New Roman"/>
+          <w:kern w:val="0"/>
+          <w14:ligatures w14:val="none"/>
+        </w:rPr>
+      </w:pPr>
+      <w:r>
+        <w:rPr>
+          <w:rFonts w:ascii="Bookman Old Style" w:eastAsia="Times New Roman" w:hAnsi="Bookman Old Style" w:cs="Times New Roman"/>
+          <w:kern w:val="0"/>
+          <w14:ligatures w14:val="none"/>
+        </w:rPr>
+        <w:t>I’ve witnessed a few people</w:t>
+      </w:r>
+      <w:r>
+        <w:rPr>
+          <w:rFonts w:ascii="Bookman Old Style" w:eastAsia="Times New Roman" w:hAnsi="Bookman Old Style" w:cs="Times New Roman"/>
+          <w:kern w:val="0"/>
+          <w14:ligatures w14:val="none"/>
+        </w:rPr>
+        <w:br/>
+        <w:t>come to absurdly unbiblical conclusions —</w:t>
+      </w:r>
+      <w:r>
+        <w:rPr>
+          <w:rFonts w:ascii="Bookman Old Style" w:eastAsia="Times New Roman" w:hAnsi="Bookman Old Style" w:cs="Times New Roman"/>
+          <w:kern w:val="0"/>
+          <w14:ligatures w14:val="none"/>
+        </w:rPr>
+        <w:br/>
+        <w:t>because they used a Modern Standard Greek translation tool</w:t>
+      </w:r>
+      <w:r>
+        <w:rPr>
+          <w:rFonts w:ascii="Bookman Old Style" w:eastAsia="Times New Roman" w:hAnsi="Bookman Old Style" w:cs="Times New Roman"/>
+          <w:kern w:val="0"/>
+          <w14:ligatures w14:val="none"/>
+        </w:rPr>
+        <w:br/>
+        <w:t>and ignored the context of the rest of the Bible</w:t>
+      </w:r>
+      <w:r>
+        <w:rPr>
+          <w:rFonts w:ascii="Bookman Old Style" w:eastAsia="Times New Roman" w:hAnsi="Bookman Old Style" w:cs="Times New Roman"/>
+          <w:kern w:val="0"/>
+          <w14:ligatures w14:val="none"/>
+        </w:rPr>
+        <w:br/>
+      </w:r>
+      <w:r>
+        <w:rPr>
+          <w:rFonts w:ascii="Bookman Old Style" w:eastAsia="Times New Roman" w:hAnsi="Bookman Old Style" w:cs="Times New Roman"/>
+          <w:kern w:val="0"/>
+          <w14:ligatures w14:val="none"/>
+        </w:rPr>
+        <w:t>related to</w:t>
+      </w:r>
+      <w:r>
+        <w:rPr>
+          <w:rFonts w:ascii="Bookman Old Style" w:eastAsia="Times New Roman" w:hAnsi="Bookman Old Style" w:cs="Times New Roman"/>
+          <w:kern w:val="0"/>
+          <w14:ligatures w14:val="none"/>
+        </w:rPr>
+        <w:t xml:space="preserve"> th</w:t>
+      </w:r>
+      <w:r>
+        <w:rPr>
+          <w:rFonts w:ascii="Bookman Old Style" w:eastAsia="Times New Roman" w:hAnsi="Bookman Old Style" w:cs="Times New Roman"/>
+          <w:kern w:val="0"/>
+          <w14:ligatures w14:val="none"/>
+        </w:rPr>
+        <w:t>eir</w:t>
+      </w:r>
+      <w:r>
+        <w:rPr>
+          <w:rFonts w:ascii="Bookman Old Style" w:eastAsia="Times New Roman" w:hAnsi="Bookman Old Style" w:cs="Times New Roman"/>
+          <w:kern w:val="0"/>
+          <w14:ligatures w14:val="none"/>
+        </w:rPr>
+        <w:t xml:space="preserve"> cherry-picked</w:t>
+      </w:r>
+      <w:r>
+        <w:rPr>
+          <w:rFonts w:ascii="Bookman Old Style" w:eastAsia="Times New Roman" w:hAnsi="Bookman Old Style" w:cs="Times New Roman"/>
+          <w:kern w:val="0"/>
+          <w14:ligatures w14:val="none"/>
+        </w:rPr>
+        <w:t xml:space="preserve"> </w:t>
+      </w:r>
+      <w:r>
+        <w:rPr>
+          <w:rFonts w:ascii="Bookman Old Style" w:eastAsia="Times New Roman" w:hAnsi="Bookman Old Style" w:cs="Times New Roman"/>
+          <w:kern w:val="0"/>
+          <w14:ligatures w14:val="none"/>
+        </w:rPr>
+        <w:t>verse or word</w:t>
+      </w:r>
+      <w:r>
+        <w:rPr>
+          <w:rFonts w:ascii="Bookman Old Style" w:eastAsia="Times New Roman" w:hAnsi="Bookman Old Style" w:cs="Times New Roman"/>
+          <w:kern w:val="0"/>
+          <w14:ligatures w14:val="none"/>
+        </w:rPr>
+        <w:t>.</w:t>
+      </w:r>
+    </w:p>
+    <w:p>
+      <w:pPr>
+        <w:rPr>
+          <w:rFonts w:ascii="Bookman Old Style" w:eastAsia="Times New Roman" w:hAnsi="Bookman Old Style" w:cs="Times New Roman"/>
+          <w:kern w:val="0"/>
+          <w14:ligatures w14:val="none"/>
+        </w:rPr>
+      </w:pPr>
       <w:r>
         <w:rPr>
           <w:rFonts w:ascii="Bookman Old Style" w:eastAsia="Times New Roman" w:hAnsi="Bookman Old Style" w:cs="Times New Roman"/>
@@ -1482,156 +2259,6 @@
           <w14:ligatures w14:val="none"/>
         </w:rPr>
         <w:lastRenderedPageBreak/>
-        <w:t>make sure to use a language tool</w:t>
-      </w:r>
-      <w:r>
-        <w:rPr>
-          <w:rFonts w:ascii="Bookman Old Style" w:eastAsia="Times New Roman" w:hAnsi="Bookman Old Style" w:cs="Times New Roman"/>
-          <w:kern w:val="0"/>
-          <w14:ligatures w14:val="none"/>
-        </w:rPr>
-        <w:br/>
-        <w:t xml:space="preserve">that understands </w:t>
-      </w:r>
-      <w:r>
-        <w:rPr>
-          <w:rFonts w:ascii="Bookman Old Style" w:eastAsia="Times New Roman" w:hAnsi="Bookman Old Style" w:cs="Times New Roman"/>
-          <w:kern w:val="0"/>
-          <w14:ligatures w14:val="none"/>
-        </w:rPr>
-        <w:t xml:space="preserve">Ancient or </w:t>
-      </w:r>
-      <w:r>
-        <w:rPr>
-          <w:rFonts w:ascii="Bookman Old Style" w:eastAsia="Times New Roman" w:hAnsi="Bookman Old Style" w:cs="Times New Roman"/>
-          <w:kern w:val="0"/>
-          <w14:ligatures w14:val="none"/>
-        </w:rPr>
-        <w:t>Koine Greek.</w:t>
-      </w:r>
-    </w:p>
-    <w:p>
-      <w:pPr>
-        <w:rPr>
-          <w:rFonts w:ascii="Bookman Old Style" w:eastAsia="Times New Roman" w:hAnsi="Bookman Old Style" w:cs="Times New Roman"/>
-          <w:kern w:val="0"/>
-          <w14:ligatures w14:val="none"/>
-        </w:rPr>
-      </w:pPr>
-      <w:r>
-        <w:rPr>
-          <w:rFonts w:ascii="Bookman Old Style" w:eastAsia="Times New Roman" w:hAnsi="Bookman Old Style" w:cs="Times New Roman"/>
-          <w:kern w:val="0"/>
-          <w14:ligatures w14:val="none"/>
-        </w:rPr>
-        <w:t>I’ve witnessed a few people</w:t>
-      </w:r>
-      <w:r>
-        <w:rPr>
-          <w:rFonts w:ascii="Bookman Old Style" w:eastAsia="Times New Roman" w:hAnsi="Bookman Old Style" w:cs="Times New Roman"/>
-          <w:kern w:val="0"/>
-          <w14:ligatures w14:val="none"/>
-        </w:rPr>
-        <w:br/>
-        <w:t>come to absurdly unbiblical conclusions —</w:t>
-      </w:r>
-      <w:r>
-        <w:rPr>
-          <w:rFonts w:ascii="Bookman Old Style" w:eastAsia="Times New Roman" w:hAnsi="Bookman Old Style" w:cs="Times New Roman"/>
-          <w:kern w:val="0"/>
-          <w14:ligatures w14:val="none"/>
-        </w:rPr>
-        <w:br/>
-        <w:t>because they used a Modern Standard Greek translation tool</w:t>
-      </w:r>
-      <w:r>
-        <w:rPr>
-          <w:rFonts w:ascii="Bookman Old Style" w:eastAsia="Times New Roman" w:hAnsi="Bookman Old Style" w:cs="Times New Roman"/>
-          <w:kern w:val="0"/>
-          <w14:ligatures w14:val="none"/>
-        </w:rPr>
-        <w:br/>
-        <w:t>and ignored the context of the rest of the Bible</w:t>
-      </w:r>
-      <w:r>
-        <w:rPr>
-          <w:rFonts w:ascii="Bookman Old Style" w:eastAsia="Times New Roman" w:hAnsi="Bookman Old Style" w:cs="Times New Roman"/>
-          <w:kern w:val="0"/>
-          <w14:ligatures w14:val="none"/>
-        </w:rPr>
-        <w:br/>
-      </w:r>
-      <w:r>
-        <w:rPr>
-          <w:rFonts w:ascii="Bookman Old Style" w:eastAsia="Times New Roman" w:hAnsi="Bookman Old Style" w:cs="Times New Roman"/>
-          <w:kern w:val="0"/>
-          <w14:ligatures w14:val="none"/>
-        </w:rPr>
-        <w:t>related to</w:t>
-      </w:r>
-      <w:r>
-        <w:rPr>
-          <w:rFonts w:ascii="Bookman Old Style" w:eastAsia="Times New Roman" w:hAnsi="Bookman Old Style" w:cs="Times New Roman"/>
-          <w:kern w:val="0"/>
-          <w14:ligatures w14:val="none"/>
-        </w:rPr>
-        <w:t xml:space="preserve"> th</w:t>
-      </w:r>
-      <w:r>
-        <w:rPr>
-          <w:rFonts w:ascii="Bookman Old Style" w:eastAsia="Times New Roman" w:hAnsi="Bookman Old Style" w:cs="Times New Roman"/>
-          <w:kern w:val="0"/>
-          <w14:ligatures w14:val="none"/>
-        </w:rPr>
-        <w:t>eir</w:t>
-      </w:r>
-      <w:r>
-        <w:rPr>
-          <w:rFonts w:ascii="Bookman Old Style" w:eastAsia="Times New Roman" w:hAnsi="Bookman Old Style" w:cs="Times New Roman"/>
-          <w:kern w:val="0"/>
-          <w14:ligatures w14:val="none"/>
-        </w:rPr>
-        <w:t xml:space="preserve"> cherry-picked</w:t>
-      </w:r>
-      <w:r>
-        <w:rPr>
-          <w:rFonts w:ascii="Bookman Old Style" w:eastAsia="Times New Roman" w:hAnsi="Bookman Old Style" w:cs="Times New Roman"/>
-          <w:kern w:val="0"/>
-          <w14:ligatures w14:val="none"/>
-        </w:rPr>
-        <w:t xml:space="preserve"> </w:t>
-      </w:r>
-      <w:r>
-        <w:rPr>
-          <w:rFonts w:ascii="Bookman Old Style" w:eastAsia="Times New Roman" w:hAnsi="Bookman Old Style" w:cs="Times New Roman"/>
-          <w:kern w:val="0"/>
-          <w14:ligatures w14:val="none"/>
-        </w:rPr>
-        <w:t>verse or word</w:t>
-      </w:r>
-      <w:r>
-        <w:rPr>
-          <w:rFonts w:ascii="Bookman Old Style" w:eastAsia="Times New Roman" w:hAnsi="Bookman Old Style" w:cs="Times New Roman"/>
-          <w:kern w:val="0"/>
-          <w14:ligatures w14:val="none"/>
-        </w:rPr>
-        <w:t>.</w:t>
-      </w:r>
-    </w:p>
-    <w:p>
-      <w:pPr>
-        <w:rPr>
-          <w:rFonts w:ascii="Bookman Old Style" w:eastAsia="Times New Roman" w:hAnsi="Bookman Old Style" w:cs="Times New Roman"/>
-          <w:kern w:val="0"/>
-          <w14:ligatures w14:val="none"/>
-        </w:rPr>
-      </w:pPr>
-      <w:r>
-        <w:rPr>
-          <w:rFonts w:ascii="Bookman Old Style" w:eastAsia="Times New Roman" w:hAnsi="Bookman Old Style" w:cs="Times New Roman"/>
-          <w:kern w:val="0"/>
-          <w14:ligatures w14:val="none"/>
-        </w:rPr>
         <w:t>T</w:t>
       </w:r>
       <w:r>
@@ -2264,7 +2891,6 @@
         <w:rPr>
           <w:rFonts w:ascii="Bookman Old Style" w:hAnsi="Bookman Old Style"/>
         </w:rPr>
-        <w:lastRenderedPageBreak/>
         <w:pict w14:anchorId="114B8C72">
           <v:rect id="_x0000_i1034" style="width:0;height:1.5pt" o:hralign="center" o:hrstd="t" o:hr="t" fillcolor="#a0a0a0" stroked="f"/>
         </w:pict>
@@ -2359,6 +2985,7 @@
           <w:kern w:val="0"/>
           <w14:ligatures w14:val="none"/>
         </w:rPr>
+        <w:lastRenderedPageBreak/>
         <w:t>James 1:19–20 — “</w:t>
       </w:r>
       <w:r>
@@ -2799,52 +3426,59 @@
           <w:kern w:val="0"/>
           <w14:ligatures w14:val="none"/>
         </w:rPr>
+        <w:t>2 Timothy 3:16 says that all Scripture is breathed out by God and useful for correction.</w:t>
+      </w:r>
+      <w:r>
+        <w:rPr>
+          <w:rFonts w:ascii="Bookman Old Style" w:eastAsia="Times New Roman" w:hAnsi="Bookman Old Style" w:cs="Times New Roman"/>
+          <w:kern w:val="0"/>
+          <w14:ligatures w14:val="none"/>
+        </w:rPr>
+        <w:br/>
+        <w:t>Correction is exactly what Jesus was using Psalm 110 for when speaking to the Pharisees.</w:t>
+      </w:r>
+    </w:p>
+    <w:p>
+      <w:pPr>
+        <w:spacing w:line="240" w:lineRule="auto"/>
+        <w:rPr>
+          <w:rFonts w:ascii="Bookman Old Style" w:eastAsia="Times New Roman" w:hAnsi="Bookman Old Style" w:cs="Times New Roman"/>
+          <w:kern w:val="0"/>
+          <w14:ligatures w14:val="none"/>
+        </w:rPr>
+      </w:pPr>
+      <w:r>
+        <w:rPr>
+          <w:rFonts w:ascii="Bookman Old Style" w:eastAsia="Times New Roman" w:hAnsi="Bookman Old Style" w:cs="Times New Roman"/>
+          <w:kern w:val="0"/>
+          <w14:ligatures w14:val="none"/>
+        </w:rPr>
+        <w:t>This verse is also excellent for discussing the biblical canon,</w:t>
+      </w:r>
+      <w:r>
+        <w:rPr>
+          <w:rFonts w:ascii="Bookman Old Style" w:eastAsia="Times New Roman" w:hAnsi="Bookman Old Style" w:cs="Times New Roman"/>
+          <w:kern w:val="0"/>
+          <w14:ligatures w14:val="none"/>
+        </w:rPr>
+        <w:br/>
+        <w:t>because it gives both the nature of Scripture —</w:t>
+      </w:r>
+      <w:r>
+        <w:rPr>
+          <w:rFonts w:ascii="Bookman Old Style" w:eastAsia="Times New Roman" w:hAnsi="Bookman Old Style" w:cs="Times New Roman"/>
+          <w:kern w:val="0"/>
+          <w14:ligatures w14:val="none"/>
+        </w:rPr>
+        <w:br/>
+      </w:r>
+      <w:r>
+        <w:rPr>
+          <w:rFonts w:ascii="Bookman Old Style" w:eastAsia="Times New Roman" w:hAnsi="Bookman Old Style" w:cs="Times New Roman"/>
+          <w:kern w:val="0"/>
+          <w14:ligatures w14:val="none"/>
+        </w:rPr>
         <w:lastRenderedPageBreak/>
-        <w:t>2 Timothy 3:16 says that all Scripture is breathed out by God and useful for correction.</w:t>
-      </w:r>
-      <w:r>
-        <w:rPr>
-          <w:rFonts w:ascii="Bookman Old Style" w:eastAsia="Times New Roman" w:hAnsi="Bookman Old Style" w:cs="Times New Roman"/>
-          <w:kern w:val="0"/>
-          <w14:ligatures w14:val="none"/>
-        </w:rPr>
-        <w:br/>
-        <w:t>Correction is exactly what Jesus was using Psalm 110 for when speaking to the Pharisees.</w:t>
-      </w:r>
-    </w:p>
-    <w:p>
-      <w:pPr>
-        <w:spacing w:line="240" w:lineRule="auto"/>
-        <w:rPr>
-          <w:rFonts w:ascii="Bookman Old Style" w:eastAsia="Times New Roman" w:hAnsi="Bookman Old Style" w:cs="Times New Roman"/>
-          <w:kern w:val="0"/>
-          <w14:ligatures w14:val="none"/>
-        </w:rPr>
-      </w:pPr>
-      <w:r>
-        <w:rPr>
-          <w:rFonts w:ascii="Bookman Old Style" w:eastAsia="Times New Roman" w:hAnsi="Bookman Old Style" w:cs="Times New Roman"/>
-          <w:kern w:val="0"/>
-          <w14:ligatures w14:val="none"/>
-        </w:rPr>
-        <w:t>This verse is also excellent for discussing the biblical canon,</w:t>
-      </w:r>
-      <w:r>
-        <w:rPr>
-          <w:rFonts w:ascii="Bookman Old Style" w:eastAsia="Times New Roman" w:hAnsi="Bookman Old Style" w:cs="Times New Roman"/>
-          <w:kern w:val="0"/>
-          <w14:ligatures w14:val="none"/>
-        </w:rPr>
-        <w:br/>
-        <w:t>because it gives both the nature of Scripture —</w:t>
-      </w:r>
-      <w:r>
-        <w:rPr>
-          <w:rFonts w:ascii="Bookman Old Style" w:eastAsia="Times New Roman" w:hAnsi="Bookman Old Style" w:cs="Times New Roman"/>
-          <w:kern w:val="0"/>
-          <w14:ligatures w14:val="none"/>
-        </w:rPr>
-        <w:br/>
         <w:t>breathed out by God,</w:t>
       </w:r>
       <w:r>
@@ -2954,43 +3588,263 @@
       <w:pPr>
         <w:rPr>
           <w:rFonts w:ascii="Bookman Old Style" w:eastAsia="Times New Roman" w:hAnsi="Bookman Old Style" w:cs="Times New Roman"/>
-          <w:i/>
-          <w:iCs/>
-          <w:kern w:val="0"/>
-          <w14:ligatures w14:val="none"/>
-        </w:rPr>
-      </w:pPr>
-      <w:r>
-        <w:rPr>
-          <w:rFonts w:ascii="Bookman Old Style" w:eastAsia="Times New Roman" w:hAnsi="Bookman Old Style" w:cs="Times New Roman"/>
-          <w:i/>
-          <w:iCs/>
-          <w:kern w:val="0"/>
-          <w14:ligatures w14:val="none"/>
-        </w:rPr>
-        <w:t>Read Acts 2:29–36,</w:t>
-      </w:r>
-      <w:r>
-        <w:rPr>
-          <w:rFonts w:ascii="Bookman Old Style" w:eastAsia="Times New Roman" w:hAnsi="Bookman Old Style" w:cs="Times New Roman"/>
-          <w:i/>
-          <w:iCs/>
-          <w:kern w:val="0"/>
-          <w14:ligatures w14:val="none"/>
-        </w:rPr>
-        <w:br/>
-        <w:t>emphasize verse 36,</w:t>
-      </w:r>
-      <w:r>
-        <w:rPr>
-          <w:rFonts w:ascii="Bookman Old Style" w:eastAsia="Times New Roman" w:hAnsi="Bookman Old Style" w:cs="Times New Roman"/>
-          <w:i/>
-          <w:iCs/>
-          <w:kern w:val="0"/>
-          <w14:ligatures w14:val="none"/>
-        </w:rPr>
-        <w:br/>
-        <w:t>then read verses 37–38.</w:t>
+          <w:kern w:val="0"/>
+          <w14:ligatures w14:val="none"/>
+        </w:rPr>
+      </w:pPr>
+      <w:r>
+        <w:rPr>
+          <w:rFonts w:ascii="Bookman Old Style" w:eastAsia="Times New Roman" w:hAnsi="Bookman Old Style" w:cs="Times New Roman"/>
+          <w:kern w:val="0"/>
+          <w14:ligatures w14:val="none"/>
+        </w:rPr>
+        <w:t>(Acts 2:29-38)</w:t>
+      </w:r>
+    </w:p>
+    <w:p>
+      <w:pPr>
+        <w:rPr>
+          <w:rFonts w:ascii="Bookman Old Style" w:eastAsia="Times New Roman" w:hAnsi="Bookman Old Style" w:cs="Times New Roman"/>
+          <w:i/>
+          <w:iCs/>
+          <w:color w:val="5B9BD5" w:themeColor="accent5"/>
+          <w:kern w:val="0"/>
+          <w14:ligatures w14:val="none"/>
+        </w:rPr>
+      </w:pPr>
+      <w:r>
+        <w:rPr>
+          <w:rFonts w:ascii="Bookman Old Style" w:eastAsia="Times New Roman" w:hAnsi="Bookman Old Style" w:cs="Times New Roman"/>
+          <w:i/>
+          <w:iCs/>
+          <w:color w:val="5B9BD5" w:themeColor="accent5"/>
+          <w:kern w:val="0"/>
+          <w14:ligatures w14:val="none"/>
+        </w:rPr>
+        <w:t xml:space="preserve">“Brothers, I may say to you with confidence about the patriarch David that he both died and was buried, and his tomb is with us to this day. Being therefore a prophet, and knowing that God had sworn with an oath to him that </w:t>
+      </w:r>
+      <w:r>
+        <w:rPr>
+          <w:rFonts w:ascii="Bookman Old Style" w:eastAsia="Times New Roman" w:hAnsi="Bookman Old Style" w:cs="Times New Roman"/>
+          <w:i/>
+          <w:iCs/>
+          <w:color w:val="5B9BD5" w:themeColor="accent5"/>
+          <w:kern w:val="0"/>
+          <w14:ligatures w14:val="none"/>
+        </w:rPr>
+        <w:t>H</w:t>
+      </w:r>
+      <w:r>
+        <w:rPr>
+          <w:rFonts w:ascii="Bookman Old Style" w:eastAsia="Times New Roman" w:hAnsi="Bookman Old Style" w:cs="Times New Roman"/>
+          <w:i/>
+          <w:iCs/>
+          <w:color w:val="5B9BD5" w:themeColor="accent5"/>
+          <w:kern w:val="0"/>
+          <w14:ligatures w14:val="none"/>
+        </w:rPr>
+        <w:t xml:space="preserve">e would set one of his descendants on his throne, he foresaw and spoke about the resurrection of the Christ, that </w:t>
+      </w:r>
+      <w:r>
+        <w:rPr>
+          <w:rFonts w:ascii="Bookman Old Style" w:eastAsia="Times New Roman" w:hAnsi="Bookman Old Style" w:cs="Times New Roman"/>
+          <w:i/>
+          <w:iCs/>
+          <w:color w:val="5B9BD5" w:themeColor="accent5"/>
+          <w:kern w:val="0"/>
+          <w14:ligatures w14:val="none"/>
+        </w:rPr>
+        <w:t>H</w:t>
+      </w:r>
+      <w:r>
+        <w:rPr>
+          <w:rFonts w:ascii="Bookman Old Style" w:eastAsia="Times New Roman" w:hAnsi="Bookman Old Style" w:cs="Times New Roman"/>
+          <w:i/>
+          <w:iCs/>
+          <w:color w:val="5B9BD5" w:themeColor="accent5"/>
+          <w:kern w:val="0"/>
+          <w14:ligatures w14:val="none"/>
+        </w:rPr>
+        <w:t xml:space="preserve">e was not abandoned to Hades, nor did his flesh see corruption. This Jesus God raised up, and of that we all are witnesses. Being therefore exalted at the right hand of God, and having received from the Father the promise of the Holy Spirit, </w:t>
+      </w:r>
+      <w:r>
+        <w:rPr>
+          <w:rFonts w:ascii="Bookman Old Style" w:eastAsia="Times New Roman" w:hAnsi="Bookman Old Style" w:cs="Times New Roman"/>
+          <w:i/>
+          <w:iCs/>
+          <w:color w:val="5B9BD5" w:themeColor="accent5"/>
+          <w:kern w:val="0"/>
+          <w14:ligatures w14:val="none"/>
+        </w:rPr>
+        <w:t>H</w:t>
+      </w:r>
+      <w:r>
+        <w:rPr>
+          <w:rFonts w:ascii="Bookman Old Style" w:eastAsia="Times New Roman" w:hAnsi="Bookman Old Style" w:cs="Times New Roman"/>
+          <w:i/>
+          <w:iCs/>
+          <w:color w:val="5B9BD5" w:themeColor="accent5"/>
+          <w:kern w:val="0"/>
+          <w14:ligatures w14:val="none"/>
+        </w:rPr>
+        <w:t>e has poured out this that you yourselves are seeing and hearing. For David did not ascend into the heavens, but he himself says,</w:t>
+      </w:r>
+    </w:p>
+    <w:p>
+      <w:pPr>
+        <w:rPr>
+          <w:rFonts w:ascii="Bookman Old Style" w:eastAsia="Times New Roman" w:hAnsi="Bookman Old Style" w:cs="Times New Roman"/>
+          <w:i/>
+          <w:iCs/>
+          <w:color w:val="5B9BD5" w:themeColor="accent5"/>
+          <w:kern w:val="0"/>
+          <w14:ligatures w14:val="none"/>
+        </w:rPr>
+      </w:pPr>
+      <w:r>
+        <w:rPr>
+          <w:rFonts w:ascii="Bookman Old Style" w:eastAsia="Times New Roman" w:hAnsi="Bookman Old Style" w:cs="Times New Roman"/>
+          <w:i/>
+          <w:iCs/>
+          <w:color w:val="5B9BD5" w:themeColor="accent5"/>
+          <w:kern w:val="0"/>
+          <w14:ligatures w14:val="none"/>
+        </w:rPr>
+        <w:t>“ ‘The Lord said to my Lord,</w:t>
+      </w:r>
+      <w:r>
+        <w:rPr>
+          <w:rFonts w:ascii="Bookman Old Style" w:eastAsia="Times New Roman" w:hAnsi="Bookman Old Style" w:cs="Times New Roman"/>
+          <w:i/>
+          <w:iCs/>
+          <w:color w:val="5B9BD5" w:themeColor="accent5"/>
+          <w:kern w:val="0"/>
+          <w14:ligatures w14:val="none"/>
+        </w:rPr>
+        <w:br/>
+      </w:r>
+      <w:r>
+        <w:rPr>
+          <w:rFonts w:ascii="Bookman Old Style" w:eastAsia="Times New Roman" w:hAnsi="Bookman Old Style" w:cs="Times New Roman"/>
+          <w:i/>
+          <w:iCs/>
+          <w:color w:val="5B9BD5" w:themeColor="accent5"/>
+          <w:kern w:val="0"/>
+          <w14:ligatures w14:val="none"/>
+        </w:rPr>
+        <w:t>“Sit at my right hand,</w:t>
+      </w:r>
+      <w:r>
+        <w:rPr>
+          <w:rFonts w:ascii="Bookman Old Style" w:eastAsia="Times New Roman" w:hAnsi="Bookman Old Style" w:cs="Times New Roman"/>
+          <w:i/>
+          <w:iCs/>
+          <w:color w:val="5B9BD5" w:themeColor="accent5"/>
+          <w:kern w:val="0"/>
+          <w14:ligatures w14:val="none"/>
+        </w:rPr>
+        <w:br/>
+      </w:r>
+      <w:r>
+        <w:rPr>
+          <w:rFonts w:ascii="Bookman Old Style" w:eastAsia="Times New Roman" w:hAnsi="Bookman Old Style" w:cs="Times New Roman"/>
+          <w:i/>
+          <w:iCs/>
+          <w:color w:val="5B9BD5" w:themeColor="accent5"/>
+          <w:kern w:val="0"/>
+          <w14:ligatures w14:val="none"/>
+        </w:rPr>
+        <w:t>until I make your enemies your footstool.” ’</w:t>
+      </w:r>
+    </w:p>
+    <w:p>
+      <w:pPr>
+        <w:rPr>
+          <w:rFonts w:ascii="Bookman Old Style" w:eastAsia="Times New Roman" w:hAnsi="Bookman Old Style" w:cs="Times New Roman"/>
+          <w:i/>
+          <w:iCs/>
+          <w:color w:val="5B9BD5" w:themeColor="accent5"/>
+          <w:kern w:val="0"/>
+          <w14:ligatures w14:val="none"/>
+        </w:rPr>
+      </w:pPr>
+      <w:r>
+        <w:rPr>
+          <w:rFonts w:ascii="Bookman Old Style" w:eastAsia="Times New Roman" w:hAnsi="Bookman Old Style" w:cs="Times New Roman"/>
+          <w:i/>
+          <w:iCs/>
+          <w:color w:val="5B9BD5" w:themeColor="accent5"/>
+          <w:kern w:val="0"/>
+          <w14:ligatures w14:val="none"/>
+        </w:rPr>
+        <w:t xml:space="preserve">Let all the house of Israel therefore know for certain that God has made </w:t>
+      </w:r>
+      <w:r>
+        <w:rPr>
+          <w:rFonts w:ascii="Bookman Old Style" w:eastAsia="Times New Roman" w:hAnsi="Bookman Old Style" w:cs="Times New Roman"/>
+          <w:i/>
+          <w:iCs/>
+          <w:color w:val="5B9BD5" w:themeColor="accent5"/>
+          <w:kern w:val="0"/>
+          <w14:ligatures w14:val="none"/>
+        </w:rPr>
+        <w:t>H</w:t>
+      </w:r>
+      <w:r>
+        <w:rPr>
+          <w:rFonts w:ascii="Bookman Old Style" w:eastAsia="Times New Roman" w:hAnsi="Bookman Old Style" w:cs="Times New Roman"/>
+          <w:i/>
+          <w:iCs/>
+          <w:color w:val="5B9BD5" w:themeColor="accent5"/>
+          <w:kern w:val="0"/>
+          <w14:ligatures w14:val="none"/>
+        </w:rPr>
+        <w:t>im both Lord and Christ, this Jesus whom you crucified.”</w:t>
+      </w:r>
+    </w:p>
+    <w:p>
+      <w:pPr>
+        <w:rPr>
+          <w:rFonts w:ascii="Bookman Old Style" w:eastAsia="Times New Roman" w:hAnsi="Bookman Old Style" w:cs="Times New Roman"/>
+          <w:i/>
+          <w:iCs/>
+          <w:color w:val="5B9BD5" w:themeColor="accent5"/>
+          <w:kern w:val="0"/>
+          <w14:ligatures w14:val="none"/>
+        </w:rPr>
+      </w:pPr>
+      <w:r>
+        <w:rPr>
+          <w:rFonts w:ascii="Bookman Old Style" w:eastAsia="Times New Roman" w:hAnsi="Bookman Old Style" w:cs="Times New Roman"/>
+          <w:i/>
+          <w:iCs/>
+          <w:color w:val="5B9BD5" w:themeColor="accent5"/>
+          <w:kern w:val="0"/>
+          <w14:ligatures w14:val="none"/>
+        </w:rPr>
+        <w:t>Now when they heard this they were cut to the heart, and said to Peter and the rest of the apostles, “Brothers, what shall we do?”</w:t>
+      </w:r>
+      <w:r>
+        <w:rPr>
+          <w:rFonts w:ascii="Bookman Old Style" w:eastAsia="Times New Roman" w:hAnsi="Bookman Old Style" w:cs="Times New Roman"/>
+          <w:i/>
+          <w:iCs/>
+          <w:color w:val="5B9BD5" w:themeColor="accent5"/>
+          <w:kern w:val="0"/>
+          <w14:ligatures w14:val="none"/>
+        </w:rPr>
+        <w:t xml:space="preserve"> </w:t>
+      </w:r>
+      <w:r>
+        <w:rPr>
+          <w:rFonts w:ascii="Bookman Old Style" w:eastAsia="Times New Roman" w:hAnsi="Bookman Old Style" w:cs="Times New Roman"/>
+          <w:i/>
+          <w:iCs/>
+          <w:color w:val="5B9BD5" w:themeColor="accent5"/>
+          <w:kern w:val="0"/>
+          <w14:ligatures w14:val="none"/>
+        </w:rPr>
+        <w:t>And Peter said to them, “Repent and be baptized every one of you in the name of Jesus Christ for the forgiveness of your sins, and you will receive the gift of the Holy Spirit.</w:t>
       </w:r>
     </w:p>
     <w:p>
@@ -3099,6 +3953,7 @@
           <w:kern w:val="0"/>
           <w14:ligatures w14:val="none"/>
         </w:rPr>
+        <w:lastRenderedPageBreak/>
         <w:t xml:space="preserve">and </w:t>
       </w:r>
       <w:r>
@@ -3261,14 +4116,6 @@
           <w14:ligatures w14:val="none"/>
         </w:rPr>
         <w:br/>
-      </w:r>
-      <w:r>
-        <w:rPr>
-          <w:rFonts w:ascii="Bookman Old Style" w:eastAsia="Times New Roman" w:hAnsi="Bookman Old Style" w:cs="Times New Roman"/>
-          <w:kern w:val="0"/>
-          <w14:ligatures w14:val="none"/>
-        </w:rPr>
-        <w:lastRenderedPageBreak/>
         <w:t>that a person claims to believe</w:t>
       </w:r>
       <w:r>
@@ -3569,6 +4416,7 @@
         <w:rPr>
           <w:rFonts w:ascii="Bookman Old Style" w:hAnsi="Bookman Old Style" w:cstheme="minorHAnsi"/>
         </w:rPr>
+        <w:lastRenderedPageBreak/>
         <w:t>Studying and applying the Word of God always blesses and refreshes me.</w:t>
       </w:r>
       <w:r>
@@ -3677,11 +4525,61 @@
 </w:document>
 </file>
 
+<file path=word/endnotes.xml><?xml version="1.0" encoding="utf-8"?>
+<w:endnotes xmlns:wpc="http://schemas.microsoft.com/office/word/2010/wordprocessingCanvas" xmlns:cx="http://schemas.microsoft.com/office/drawing/2014/chartex" xmlns:cx1="http://schemas.microsoft.com/office/drawing/2015/9/8/chartex" xmlns:cx2="http://schemas.microsoft.com/office/drawing/2015/10/21/chartex" xmlns:cx3="http://schemas.microsoft.com/office/drawing/2016/5/9/chartex" xmlns:cx4="http://schemas.microsoft.com/office/drawing/2016/5/10/chartex" xmlns:cx5="http://schemas.microsoft.com/office/drawing/2016/5/11/chartex" xmlns:cx6="http://schemas.microsoft.com/office/drawing/2016/5/12/chartex" xmlns:cx7="http://schemas.microsoft.com/office/drawing/2016/5/13/chartex" xmlns:cx8="http://schemas.microsoft.com/office/drawing/2016/5/14/chartex" xmlns:mc="http://schemas.openxmlformats.org/markup-compatibility/2006" xmlns:aink="http://schemas.microsoft.com/office/drawing/2016/ink" xmlns:am3d="http://schemas.microsoft.com/office/drawing/2017/model3d" xmlns:o="urn:schemas-microsoft-com:office:office" xmlns:oel="http://schemas.microsoft.com/office/2019/extlst" xmlns:r="http://schemas.openxmlformats.org/officeDocument/2006/relationships" xmlns:m="http://schemas.openxmlformats.org/officeDocument/2006/math" xmlns:v="urn:schemas-microsoft-com:vml" xmlns:wp14="http://schemas.microsoft.com/office/word/2010/wordprocessingDrawing" xmlns:wp="http://schemas.openxmlformats.org/drawingml/2006/wordprocessingDrawing" xmlns:w10="urn:schemas-microsoft-com:office:word" xmlns:w="http://schemas.openxmlformats.org/wordprocessingml/2006/main" xmlns:w14="http://schemas.microsoft.com/office/word/2010/wordml" xmlns:w15="http://schemas.microsoft.com/office/word/2012/wordml" xmlns:w16cex="http://schemas.microsoft.com/office/word/2018/wordml/cex" xmlns:w16cid="http://schemas.microsoft.com/office/word/2016/wordml/cid" xmlns:w16="http://schemas.microsoft.com/office/word/2018/wordml" xmlns:w16du="http://schemas.microsoft.com/office/word/2023/wordml/word16du" xmlns:w16sdtdh="http://schemas.microsoft.com/office/word/2020/wordml/sdtdatahash" xmlns:w16sdtfl="http://schemas.microsoft.com/office/word/2024/wordml/sdtformatlock" xmlns:w16se="http://schemas.microsoft.com/office/word/2015/wordml/symex" xmlns:wpg="http://schemas.microsoft.com/office/word/2010/wordprocessingGroup" xmlns:wpi="http://schemas.microsoft.com/office/word/2010/wordprocessingInk" xmlns:wne="http://schemas.microsoft.com/office/word/2006/wordml" xmlns:wps="http://schemas.microsoft.com/office/word/2010/wordprocessingShape" mc:Ignorable="w14 w15 w16se w16cid w16 w16cex w16sdtdh w16sdtfl w16du wp14">
+  <w:endnote w:type="separator" w:id="-1">
+    <w:p>
+      <w:pPr>
+        <w:spacing w:after="0" w:line="240" w:lineRule="auto"/>
+      </w:pPr>
+      <w:r>
+        <w:separator/>
+      </w:r>
+    </w:p>
+  </w:endnote>
+  <w:endnote w:type="continuationSeparator" w:id="0">
+    <w:p>
+      <w:pPr>
+        <w:spacing w:after="0" w:line="240" w:lineRule="auto"/>
+      </w:pPr>
+      <w:r>
+        <w:continuationSeparator/>
+      </w:r>
+    </w:p>
+  </w:endnote>
+</w:endnotes>
+</file>
+
+<file path=word/footnotes.xml><?xml version="1.0" encoding="utf-8"?>
+<w:footnotes xmlns:wpc="http://schemas.microsoft.com/office/word/2010/wordprocessingCanvas" xmlns:cx="http://schemas.microsoft.com/office/drawing/2014/chartex" xmlns:cx1="http://schemas.microsoft.com/office/drawing/2015/9/8/chartex" xmlns:cx2="http://schemas.microsoft.com/office/drawing/2015/10/21/chartex" xmlns:cx3="http://schemas.microsoft.com/office/drawing/2016/5/9/chartex" xmlns:cx4="http://schemas.microsoft.com/office/drawing/2016/5/10/chartex" xmlns:cx5="http://schemas.microsoft.com/office/drawing/2016/5/11/chartex" xmlns:cx6="http://schemas.microsoft.com/office/drawing/2016/5/12/chartex" xmlns:cx7="http://schemas.microsoft.com/office/drawing/2016/5/13/chartex" xmlns:cx8="http://schemas.microsoft.com/office/drawing/2016/5/14/chartex" xmlns:mc="http://schemas.openxmlformats.org/markup-compatibility/2006" xmlns:aink="http://schemas.microsoft.com/office/drawing/2016/ink" xmlns:am3d="http://schemas.microsoft.com/office/drawing/2017/model3d" xmlns:o="urn:schemas-microsoft-com:office:office" xmlns:oel="http://schemas.microsoft.com/office/2019/extlst" xmlns:r="http://schemas.openxmlformats.org/officeDocument/2006/relationships" xmlns:m="http://schemas.openxmlformats.org/officeDocument/2006/math" xmlns:v="urn:schemas-microsoft-com:vml" xmlns:wp14="http://schemas.microsoft.com/office/word/2010/wordprocessingDrawing" xmlns:wp="http://schemas.openxmlformats.org/drawingml/2006/wordprocessingDrawing" xmlns:w10="urn:schemas-microsoft-com:office:word" xmlns:w="http://schemas.openxmlformats.org/wordprocessingml/2006/main" xmlns:w14="http://schemas.microsoft.com/office/word/2010/wordml" xmlns:w15="http://schemas.microsoft.com/office/word/2012/wordml" xmlns:w16cex="http://schemas.microsoft.com/office/word/2018/wordml/cex" xmlns:w16cid="http://schemas.microsoft.com/office/word/2016/wordml/cid" xmlns:w16="http://schemas.microsoft.com/office/word/2018/wordml" xmlns:w16du="http://schemas.microsoft.com/office/word/2023/wordml/word16du" xmlns:w16sdtdh="http://schemas.microsoft.com/office/word/2020/wordml/sdtdatahash" xmlns:w16sdtfl="http://schemas.microsoft.com/office/word/2024/wordml/sdtformatlock" xmlns:w16se="http://schemas.microsoft.com/office/word/2015/wordml/symex" xmlns:wpg="http://schemas.microsoft.com/office/word/2010/wordprocessingGroup" xmlns:wpi="http://schemas.microsoft.com/office/word/2010/wordprocessingInk" xmlns:wne="http://schemas.microsoft.com/office/word/2006/wordml" xmlns:wps="http://schemas.microsoft.com/office/word/2010/wordprocessingShape" mc:Ignorable="w14 w15 w16se w16cid w16 w16cex w16sdtdh w16sdtfl w16du wp14">
+  <w:footnote w:type="separator" w:id="-1">
+    <w:p>
+      <w:pPr>
+        <w:spacing w:after="0" w:line="240" w:lineRule="auto"/>
+      </w:pPr>
+      <w:r>
+        <w:separator/>
+      </w:r>
+    </w:p>
+  </w:footnote>
+  <w:footnote w:type="continuationSeparator" w:id="0">
+    <w:p>
+      <w:pPr>
+        <w:spacing w:after="0" w:line="240" w:lineRule="auto"/>
+      </w:pPr>
+      <w:r>
+        <w:continuationSeparator/>
+      </w:r>
+    </w:p>
+  </w:footnote>
+</w:footnotes>
+</file>
+
 <file path=word/numbering.xml><?xml version="1.0" encoding="utf-8"?>
 <w:numbering xmlns:wpc="http://schemas.microsoft.com/office/word/2010/wordprocessingCanvas" xmlns:cx="http://schemas.microsoft.com/office/drawing/2014/chartex" xmlns:cx1="http://schemas.microsoft.com/office/drawing/2015/9/8/chartex" xmlns:cx2="http://schemas.microsoft.com/office/drawing/2015/10/21/chartex" xmlns:cx3="http://schemas.microsoft.com/office/drawing/2016/5/9/chartex" xmlns:cx4="http://schemas.microsoft.com/office/drawing/2016/5/10/chartex" xmlns:cx5="http://schemas.microsoft.com/office/drawing/2016/5/11/chartex" xmlns:cx6="http://schemas.microsoft.com/office/drawing/2016/5/12/chartex" xmlns:cx7="http://schemas.microsoft.com/office/drawing/2016/5/13/chartex" xmlns:cx8="http://schemas.microsoft.com/office/drawing/2016/5/14/chartex" xmlns:mc="http://schemas.openxmlformats.org/markup-compatibility/2006" xmlns:aink="http://schemas.microsoft.com/office/drawing/2016/ink" xmlns:am3d="http://schemas.microsoft.com/office/drawing/2017/model3d" xmlns:o="urn:schemas-microsoft-com:office:office" xmlns:oel="http://schemas.microsoft.com/office/2019/extlst" xmlns:r="http://schemas.openxmlformats.org/officeDocument/2006/relationships" xmlns:m="http://schemas.openxmlformats.org/officeDocument/2006/math" xmlns:v="urn:schemas-microsoft-com:vml" xmlns:wp14="http://schemas.microsoft.com/office/word/2010/wordprocessingDrawing" xmlns:wp="http://schemas.openxmlformats.org/drawingml/2006/wordprocessingDrawing" xmlns:w10="urn:schemas-microsoft-com:office:word" xmlns:w="http://schemas.openxmlformats.org/wordprocessingml/2006/main" xmlns:w14="http://schemas.microsoft.com/office/word/2010/wordml" xmlns:w15="http://schemas.microsoft.com/office/word/2012/wordml" xmlns:w16cex="http://schemas.microsoft.com/office/word/2018/wordml/cex" xmlns:w16cid="http://schemas.microsoft.com/office/word/2016/wordml/cid" xmlns:w16="http://schemas.microsoft.com/office/word/2018/wordml" xmlns:w16du="http://schemas.microsoft.com/office/word/2023/wordml/word16du" xmlns:w16sdtdh="http://schemas.microsoft.com/office/word/2020/wordml/sdtdatahash" xmlns:w16sdtfl="http://schemas.microsoft.com/office/word/2024/wordml/sdtformatlock" xmlns:w16se="http://schemas.microsoft.com/office/word/2015/wordml/symex" xmlns:wpg="http://schemas.microsoft.com/office/word/2010/wordprocessingGroup" xmlns:wpi="http://schemas.microsoft.com/office/word/2010/wordprocessingInk" xmlns:wne="http://schemas.microsoft.com/office/word/2006/wordml" xmlns:wps="http://schemas.microsoft.com/office/word/2010/wordprocessingShape" mc:Ignorable="w14 w15 w16se w16cid w16 w16cex w16sdtdh w16sdtfl w16du wp14">
   <w:numPicBullet w:numPicBulletId="0">
     <w:pict>
-      <v:rect id="_x0000_i1031" style="width:0;height:1.5pt" o:hralign="center" o:bullet="t" o:hrstd="t" o:hr="t" fillcolor="#a0a0a0" stroked="f"/>
+      <v:rect id="_x0000_i1045" style="width:0;height:1.5pt" o:hralign="center" o:bullet="t" o:hrstd="t" o:hr="t" fillcolor="#a0a0a0" stroked="f"/>
     </w:pict>
   </w:numPicBullet>
   <w:abstractNum w:abstractNumId="0" w15:restartNumberingAfterBreak="0">
@@ -5604,7 +6502,6 @@
   <w:style w:type="character" w:default="1" w:styleId="DefaultParagraphFont">
     <w:name w:val="Default Paragraph Font"/>
     <w:uiPriority w:val="1"/>
-    <w:semiHidden/>
     <w:unhideWhenUsed/>
   </w:style>
   <w:style w:type="table" w:default="1" w:styleId="TableNormal">
